--- a/CHELSEA TEAM KUBWA - Copy.docx
+++ b/CHELSEA TEAM KUBWA - Copy.docx
@@ -4,7 +4,7 @@
   <w:body>
     <w:p>
       <w:r>
-        <w:t>CHELSEA TEAM KUBWA</w:t>
+        <w:t>CHELSEA TEAM KUBW</w:t>
       </w:r>
     </w:p>
     <w:sectPr>
